--- a/开题报告/格式化版本.docx
+++ b/开题报告/格式化版本.docx
@@ -1683,7 +1683,7 @@
                 <w:szCs w:val="24"/>
                 <w:lang w:val="zh-CN" w:eastAsia="zh-CN" w:bidi="ar-SA"/>
               </w:rPr>
-              <w:t>。然而现有记账类产品的功能边界长期停留在“记</w:t>
+              <w:t>。然而现有记账类产品的功能边界长期停留在“记录—分类—统计”这条主线上，能回答“这个月花了多少”，却无法回答“这样的消费结构是否健康”，此类问题需结合用户历史数据归纳推断，传统规则引擎难以覆盖。大语言模型（Large Language Model，LLM）为此提供了新的技术路径，可将交互方式从“填表单”转变为“直接提问”</w:t>
             </w:r>
             <w:r>
               <w:rPr>
@@ -1691,9 +1691,10 @@
                 <w:color w:val="000000"/>
                 <w:sz w:val="24"/>
                 <w:szCs w:val="24"/>
+                <w:vertAlign w:val="superscript"/>
                 <w:lang w:val="zh-CN" w:eastAsia="zh-CN" w:bidi="ar-SA"/>
               </w:rPr>
-              <w:t>录—分类—统计”这条主线上，能回答“这个月花了多少”，却无法回答“这样的消费结构是否健康”，此类问题需结合用户历史数据归纳推断，传统规则引擎难以覆盖。大语言模型（Large Language Model，LLM）为此提供了新的技术路径，可将交互方式从“填表单”转变为“直接提问”</w:t>
+              <w:t>[3-4]</w:t>
             </w:r>
             <w:r>
               <w:rPr>
@@ -1701,17 +1702,6 @@
                 <w:color w:val="000000"/>
                 <w:sz w:val="24"/>
                 <w:szCs w:val="24"/>
-                <w:vertAlign w:val="superscript"/>
-                <w:lang w:val="zh-CN" w:eastAsia="zh-CN" w:bidi="ar-SA"/>
-              </w:rPr>
-              <w:t>[3-4]</w:t>
-            </w:r>
-            <w:r>
-              <w:rPr>
-                <w:rFonts w:hint="eastAsia" w:ascii="宋体" w:hAnsi="宋体" w:eastAsia="宋体" w:cs="宋体"/>
-                <w:color w:val="000000"/>
-                <w:sz w:val="24"/>
-                <w:szCs w:val="24"/>
                 <w:lang w:val="zh-CN" w:eastAsia="zh-CN" w:bidi="ar-SA"/>
               </w:rPr>
               <w:t>，但落入真实系统面临三类工程困难：一是原型系统由 Spring Boot 网关、Express AI 服务与 sql.js 内存库三个异构进程构成，数据无法统一查询；二是任一环节的同步阻塞都会在单进程模型下随并发上升耗尽工作线程；三是模型输出偏离预定义结构的可靠性问题[18]。本课题即设计一款基于 FastAPI 与大语言模型的个人智能记账管理系统，将三进程原型重构为单个全异步进程，在保留传统记账能力的基础上实现智能问答、消费分析、预算规划与 FAQ 知识库检索，并保证外部服务不可用时系统仍能降级运行，对推动 LLM 应用工具在个人财务场景的工程化落地具有积极作用。</w:t>
@@ -1722,6 +1712,9 @@
               <w:spacing w:line="520" w:lineRule="exact"/>
               <w:ind w:firstLine="480"/>
               <w:jc w:val="both"/>
+              <w:rPr>
+                <w:rFonts w:hint="default"/>
+              </w:rPr>
             </w:pPr>
             <w:r>
               <w:rPr>
@@ -1731,15 +1724,6 @@
               </w:rPr>
               <w:t>从研究意义看，本课题在理论层面为「大模型输出如何可靠地落入关系型数据库并驱动前端渲染」提供了可检验的工程样本，把结构化输出校验、上下文注入与降级设计从方法层面的讨论落到可运行系统；在实践层面，课题交付一套数据自持、可私有化部署的多端记账工具，AI 助手基于用户自身账单作答而非通用话术，同时沉淀异构多后端收敛为单进程全异步服务的整合方法，对同类个人工具类系统的架构改造具有参考价值。</w:t>
             </w:r>
-          </w:p>
-          <w:p>
-            <w:pPr>
-              <w:pStyle w:val="8"/>
-              <w:ind w:firstLine="480"/>
-              <w:rPr>
-                <w:rFonts w:hint="default"/>
-              </w:rPr>
-            </w:pPr>
           </w:p>
         </w:tc>
       </w:tr>
@@ -5866,8 +5850,6 @@
               </w:rPr>
               <w:t>09</w:t>
             </w:r>
-            <w:bookmarkStart w:id="0" w:name="_GoBack"/>
-            <w:bookmarkEnd w:id="0"/>
             <w:r>
               <w:rPr>
                 <w:rFonts w:eastAsia="宋体"/>
@@ -6106,6 +6088,8 @@
                 <w:rFonts w:hint="default"/>
               </w:rPr>
             </w:pPr>
+            <w:bookmarkStart w:id="0" w:name="_GoBack"/>
+            <w:bookmarkEnd w:id="0"/>
           </w:p>
         </w:tc>
       </w:tr>
